--- a/public/certificates/tc_template.docx
+++ b/public/certificates/tc_template.docx
@@ -357,8 +357,6 @@
           <w:szCs w:val="28"/>
         </w:rPr>
       </w:pPr>
-      <w:bookmarkStart w:id="0" w:name="_GoBack"/>
-      <w:bookmarkEnd w:id="0"/>
     </w:p>
     <w:tbl>
       <w:tblPr>
@@ -2161,7 +2159,12 @@
       </w:pPr>
     </w:p>
     <w:sectPr>
-      <w:headerReference w:type="default" r:id="rId6"/>
+      <w:headerReference w:type="even" r:id="rId6"/>
+      <w:headerReference w:type="default" r:id="rId7"/>
+      <w:footerReference w:type="even" r:id="rId8"/>
+      <w:footerReference w:type="default" r:id="rId9"/>
+      <w:headerReference w:type="first" r:id="rId10"/>
+      <w:footerReference w:type="first" r:id="rId11"/>
       <w:pgSz w:w="11906" w:h="16838"/>
       <w:pgMar w:top="1440" w:right="1440" w:bottom="1440" w:left="1701" w:header="709" w:footer="709" w:gutter="0"/>
       <w:cols w:space="708"/>
@@ -2196,6 +2199,36 @@
 </w:endnotes>
 </file>
 
+<file path=word/footer1.xml><?xml version="1.0" encoding="utf-8"?>
+<w:ftr xmlns:wpc="http://schemas.microsoft.com/office/word/2010/wordprocessingCanvas" xmlns:cx="http://schemas.microsoft.com/office/drawing/2014/chartex" xmlns:cx1="http://schemas.microsoft.com/office/drawing/2015/9/8/chartex" xmlns:cx2="http://schemas.microsoft.com/office/drawing/2015/10/21/chartex" xmlns:cx3="http://schemas.microsoft.com/office/drawing/2016/5/9/chartex" xmlns:cx4="http://schemas.microsoft.com/office/drawing/2016/5/10/chartex" xmlns:cx5="http://schemas.microsoft.com/office/drawing/2016/5/11/chartex" xmlns:cx6="http://schemas.microsoft.com/office/drawing/2016/5/12/chartex" xmlns:cx7="http://schemas.microsoft.com/office/drawing/2016/5/13/chartex" xmlns:cx8="http://schemas.microsoft.com/office/drawing/2016/5/14/chartex" xmlns:mc="http://schemas.openxmlformats.org/markup-compatibility/2006" xmlns:aink="http://schemas.microsoft.com/office/drawing/2016/ink" xmlns:am3d="http://schemas.microsoft.com/office/drawing/2017/model3d" xmlns:o="urn:schemas-microsoft-com:office:office" xmlns:r="http://schemas.openxmlformats.org/officeDocument/2006/relationships" xmlns:m="http://schemas.openxmlformats.org/officeDocument/2006/math" xmlns:v="urn:schemas-microsoft-com:vml" xmlns:wp14="http://schemas.microsoft.com/office/word/2010/wordprocessingDrawing" xmlns:wp="http://schemas.openxmlformats.org/drawingml/2006/wordprocessingDrawing" xmlns:w10="urn:schemas-microsoft-com:office:word" xmlns:w="http://schemas.openxmlformats.org/wordprocessingml/2006/main" xmlns:w14="http://schemas.microsoft.com/office/word/2010/wordml" xmlns:w15="http://schemas.microsoft.com/office/word/2012/wordml" xmlns:w16cid="http://schemas.microsoft.com/office/word/2016/wordml/cid" xmlns:w16se="http://schemas.microsoft.com/office/word/2015/wordml/symex" xmlns:wpg="http://schemas.microsoft.com/office/word/2010/wordprocessingGroup" xmlns:wpi="http://schemas.microsoft.com/office/word/2010/wordprocessingInk" xmlns:wne="http://schemas.microsoft.com/office/word/2006/wordml" xmlns:wps="http://schemas.microsoft.com/office/word/2010/wordprocessingShape" mc:Ignorable="w14 w15 w16se w16cid wp14">
+  <w:p>
+    <w:pPr>
+      <w:pStyle w:val="Footer"/>
+    </w:pPr>
+  </w:p>
+</w:ftr>
+</file>
+
+<file path=word/footer2.xml><?xml version="1.0" encoding="utf-8"?>
+<w:ftr xmlns:wpc="http://schemas.microsoft.com/office/word/2010/wordprocessingCanvas" xmlns:cx="http://schemas.microsoft.com/office/drawing/2014/chartex" xmlns:cx1="http://schemas.microsoft.com/office/drawing/2015/9/8/chartex" xmlns:cx2="http://schemas.microsoft.com/office/drawing/2015/10/21/chartex" xmlns:cx3="http://schemas.microsoft.com/office/drawing/2016/5/9/chartex" xmlns:cx4="http://schemas.microsoft.com/office/drawing/2016/5/10/chartex" xmlns:cx5="http://schemas.microsoft.com/office/drawing/2016/5/11/chartex" xmlns:cx6="http://schemas.microsoft.com/office/drawing/2016/5/12/chartex" xmlns:cx7="http://schemas.microsoft.com/office/drawing/2016/5/13/chartex" xmlns:cx8="http://schemas.microsoft.com/office/drawing/2016/5/14/chartex" xmlns:mc="http://schemas.openxmlformats.org/markup-compatibility/2006" xmlns:aink="http://schemas.microsoft.com/office/drawing/2016/ink" xmlns:am3d="http://schemas.microsoft.com/office/drawing/2017/model3d" xmlns:o="urn:schemas-microsoft-com:office:office" xmlns:r="http://schemas.openxmlformats.org/officeDocument/2006/relationships" xmlns:m="http://schemas.openxmlformats.org/officeDocument/2006/math" xmlns:v="urn:schemas-microsoft-com:vml" xmlns:wp14="http://schemas.microsoft.com/office/word/2010/wordprocessingDrawing" xmlns:wp="http://schemas.openxmlformats.org/drawingml/2006/wordprocessingDrawing" xmlns:w10="urn:schemas-microsoft-com:office:word" xmlns:w="http://schemas.openxmlformats.org/wordprocessingml/2006/main" xmlns:w14="http://schemas.microsoft.com/office/word/2010/wordml" xmlns:w15="http://schemas.microsoft.com/office/word/2012/wordml" xmlns:w16cid="http://schemas.microsoft.com/office/word/2016/wordml/cid" xmlns:w16se="http://schemas.microsoft.com/office/word/2015/wordml/symex" xmlns:wpg="http://schemas.microsoft.com/office/word/2010/wordprocessingGroup" xmlns:wpi="http://schemas.microsoft.com/office/word/2010/wordprocessingInk" xmlns:wne="http://schemas.microsoft.com/office/word/2006/wordml" xmlns:wps="http://schemas.microsoft.com/office/word/2010/wordprocessingShape" mc:Ignorable="w14 w15 w16se w16cid wp14">
+  <w:p>
+    <w:pPr>
+      <w:pStyle w:val="Footer"/>
+    </w:pPr>
+  </w:p>
+</w:ftr>
+</file>
+
+<file path=word/footer3.xml><?xml version="1.0" encoding="utf-8"?>
+<w:ftr xmlns:wpc="http://schemas.microsoft.com/office/word/2010/wordprocessingCanvas" xmlns:cx="http://schemas.microsoft.com/office/drawing/2014/chartex" xmlns:cx1="http://schemas.microsoft.com/office/drawing/2015/9/8/chartex" xmlns:cx2="http://schemas.microsoft.com/office/drawing/2015/10/21/chartex" xmlns:cx3="http://schemas.microsoft.com/office/drawing/2016/5/9/chartex" xmlns:cx4="http://schemas.microsoft.com/office/drawing/2016/5/10/chartex" xmlns:cx5="http://schemas.microsoft.com/office/drawing/2016/5/11/chartex" xmlns:cx6="http://schemas.microsoft.com/office/drawing/2016/5/12/chartex" xmlns:cx7="http://schemas.microsoft.com/office/drawing/2016/5/13/chartex" xmlns:cx8="http://schemas.microsoft.com/office/drawing/2016/5/14/chartex" xmlns:mc="http://schemas.openxmlformats.org/markup-compatibility/2006" xmlns:aink="http://schemas.microsoft.com/office/drawing/2016/ink" xmlns:am3d="http://schemas.microsoft.com/office/drawing/2017/model3d" xmlns:o="urn:schemas-microsoft-com:office:office" xmlns:r="http://schemas.openxmlformats.org/officeDocument/2006/relationships" xmlns:m="http://schemas.openxmlformats.org/officeDocument/2006/math" xmlns:v="urn:schemas-microsoft-com:vml" xmlns:wp14="http://schemas.microsoft.com/office/word/2010/wordprocessingDrawing" xmlns:wp="http://schemas.openxmlformats.org/drawingml/2006/wordprocessingDrawing" xmlns:w10="urn:schemas-microsoft-com:office:word" xmlns:w="http://schemas.openxmlformats.org/wordprocessingml/2006/main" xmlns:w14="http://schemas.microsoft.com/office/word/2010/wordml" xmlns:w15="http://schemas.microsoft.com/office/word/2012/wordml" xmlns:w16cid="http://schemas.microsoft.com/office/word/2016/wordml/cid" xmlns:w16se="http://schemas.microsoft.com/office/word/2015/wordml/symex" xmlns:wpg="http://schemas.microsoft.com/office/word/2010/wordprocessingGroup" xmlns:wpi="http://schemas.microsoft.com/office/word/2010/wordprocessingInk" xmlns:wne="http://schemas.microsoft.com/office/word/2006/wordml" xmlns:wps="http://schemas.microsoft.com/office/word/2010/wordprocessingShape" mc:Ignorable="w14 w15 w16se w16cid wp14">
+  <w:p>
+    <w:pPr>
+      <w:pStyle w:val="Footer"/>
+    </w:pPr>
+  </w:p>
+</w:ftr>
+</file>
+
 <file path=word/footnotes.xml><?xml version="1.0" encoding="utf-8"?>
 <w:footnotes xmlns:wpc="http://schemas.microsoft.com/office/word/2010/wordprocessingCanvas" xmlns:cx="http://schemas.microsoft.com/office/drawing/2014/chartex" xmlns:cx1="http://schemas.microsoft.com/office/drawing/2015/9/8/chartex" xmlns:cx2="http://schemas.microsoft.com/office/drawing/2015/10/21/chartex" xmlns:cx3="http://schemas.microsoft.com/office/drawing/2016/5/9/chartex" xmlns:cx4="http://schemas.microsoft.com/office/drawing/2016/5/10/chartex" xmlns:cx5="http://schemas.microsoft.com/office/drawing/2016/5/11/chartex" xmlns:cx6="http://schemas.microsoft.com/office/drawing/2016/5/12/chartex" xmlns:cx7="http://schemas.microsoft.com/office/drawing/2016/5/13/chartex" xmlns:cx8="http://schemas.microsoft.com/office/drawing/2016/5/14/chartex" xmlns:mc="http://schemas.openxmlformats.org/markup-compatibility/2006" xmlns:aink="http://schemas.microsoft.com/office/drawing/2016/ink" xmlns:am3d="http://schemas.microsoft.com/office/drawing/2017/model3d" xmlns:o="urn:schemas-microsoft-com:office:office" xmlns:r="http://schemas.openxmlformats.org/officeDocument/2006/relationships" xmlns:m="http://schemas.openxmlformats.org/officeDocument/2006/math" xmlns:v="urn:schemas-microsoft-com:vml" xmlns:wp14="http://schemas.microsoft.com/office/word/2010/wordprocessingDrawing" xmlns:wp="http://schemas.openxmlformats.org/drawingml/2006/wordprocessingDrawing" xmlns:w10="urn:schemas-microsoft-com:office:word" xmlns:w="http://schemas.openxmlformats.org/wordprocessingml/2006/main" xmlns:w14="http://schemas.microsoft.com/office/word/2010/wordml" xmlns:w15="http://schemas.microsoft.com/office/word/2012/wordml" xmlns:w16cid="http://schemas.microsoft.com/office/word/2016/wordml/cid" xmlns:w16se="http://schemas.microsoft.com/office/word/2015/wordml/symex" xmlns:wpg="http://schemas.microsoft.com/office/word/2010/wordprocessingGroup" xmlns:wpi="http://schemas.microsoft.com/office/word/2010/wordprocessingInk" xmlns:wne="http://schemas.microsoft.com/office/word/2006/wordml" xmlns:wps="http://schemas.microsoft.com/office/word/2010/wordprocessingShape" mc:Ignorable="w14 w15 w16se w16cid wp14">
   <w:footnote w:type="separator" w:id="-1">
@@ -2223,6 +2256,83 @@
 
 <file path=word/header1.xml><?xml version="1.0" encoding="utf-8"?>
 <w:hdr xmlns:wpc="http://schemas.microsoft.com/office/word/2010/wordprocessingCanvas" xmlns:cx="http://schemas.microsoft.com/office/drawing/2014/chartex" xmlns:cx1="http://schemas.microsoft.com/office/drawing/2015/9/8/chartex" xmlns:cx2="http://schemas.microsoft.com/office/drawing/2015/10/21/chartex" xmlns:cx3="http://schemas.microsoft.com/office/drawing/2016/5/9/chartex" xmlns:cx4="http://schemas.microsoft.com/office/drawing/2016/5/10/chartex" xmlns:cx5="http://schemas.microsoft.com/office/drawing/2016/5/11/chartex" xmlns:cx6="http://schemas.microsoft.com/office/drawing/2016/5/12/chartex" xmlns:cx7="http://schemas.microsoft.com/office/drawing/2016/5/13/chartex" xmlns:cx8="http://schemas.microsoft.com/office/drawing/2016/5/14/chartex" xmlns:mc="http://schemas.openxmlformats.org/markup-compatibility/2006" xmlns:aink="http://schemas.microsoft.com/office/drawing/2016/ink" xmlns:am3d="http://schemas.microsoft.com/office/drawing/2017/model3d" xmlns:o="urn:schemas-microsoft-com:office:office" xmlns:r="http://schemas.openxmlformats.org/officeDocument/2006/relationships" xmlns:m="http://schemas.openxmlformats.org/officeDocument/2006/math" xmlns:v="urn:schemas-microsoft-com:vml" xmlns:wp14="http://schemas.microsoft.com/office/word/2010/wordprocessingDrawing" xmlns:wp="http://schemas.openxmlformats.org/drawingml/2006/wordprocessingDrawing" xmlns:w10="urn:schemas-microsoft-com:office:word" xmlns:w="http://schemas.openxmlformats.org/wordprocessingml/2006/main" xmlns:w14="http://schemas.microsoft.com/office/word/2010/wordml" xmlns:w15="http://schemas.microsoft.com/office/word/2012/wordml" xmlns:w16cid="http://schemas.microsoft.com/office/word/2016/wordml/cid" xmlns:w16se="http://schemas.microsoft.com/office/word/2015/wordml/symex" xmlns:wpg="http://schemas.microsoft.com/office/word/2010/wordprocessingGroup" xmlns:wpi="http://schemas.microsoft.com/office/word/2010/wordprocessingInk" xmlns:wne="http://schemas.microsoft.com/office/word/2006/wordml" xmlns:wps="http://schemas.microsoft.com/office/word/2010/wordprocessingShape" mc:Ignorable="w14 w15 w16se w16cid wp14">
+  <w:p>
+    <w:pPr>
+      <w:pStyle w:val="Header"/>
+    </w:pPr>
+  </w:p>
+</w:hdr>
+</file>
+
+<file path=word/header2.xml><?xml version="1.0" encoding="utf-8"?>
+<w:hdr xmlns:wpc="http://schemas.microsoft.com/office/word/2010/wordprocessingCanvas" xmlns:cx="http://schemas.microsoft.com/office/drawing/2014/chartex" xmlns:cx1="http://schemas.microsoft.com/office/drawing/2015/9/8/chartex" xmlns:cx2="http://schemas.microsoft.com/office/drawing/2015/10/21/chartex" xmlns:cx3="http://schemas.microsoft.com/office/drawing/2016/5/9/chartex" xmlns:cx4="http://schemas.microsoft.com/office/drawing/2016/5/10/chartex" xmlns:cx5="http://schemas.microsoft.com/office/drawing/2016/5/11/chartex" xmlns:cx6="http://schemas.microsoft.com/office/drawing/2016/5/12/chartex" xmlns:cx7="http://schemas.microsoft.com/office/drawing/2016/5/13/chartex" xmlns:cx8="http://schemas.microsoft.com/office/drawing/2016/5/14/chartex" xmlns:mc="http://schemas.openxmlformats.org/markup-compatibility/2006" xmlns:aink="http://schemas.microsoft.com/office/drawing/2016/ink" xmlns:am3d="http://schemas.microsoft.com/office/drawing/2017/model3d" xmlns:o="urn:schemas-microsoft-com:office:office" xmlns:r="http://schemas.openxmlformats.org/officeDocument/2006/relationships" xmlns:m="http://schemas.openxmlformats.org/officeDocument/2006/math" xmlns:v="urn:schemas-microsoft-com:vml" xmlns:wp14="http://schemas.microsoft.com/office/word/2010/wordprocessingDrawing" xmlns:wp="http://schemas.openxmlformats.org/drawingml/2006/wordprocessingDrawing" xmlns:w10="urn:schemas-microsoft-com:office:word" xmlns:w="http://schemas.openxmlformats.org/wordprocessingml/2006/main" xmlns:w14="http://schemas.microsoft.com/office/word/2010/wordml" xmlns:w15="http://schemas.microsoft.com/office/word/2012/wordml" xmlns:w16cid="http://schemas.microsoft.com/office/word/2016/wordml/cid" xmlns:w16se="http://schemas.microsoft.com/office/word/2015/wordml/symex" xmlns:wpg="http://schemas.microsoft.com/office/word/2010/wordprocessingGroup" xmlns:wpi="http://schemas.microsoft.com/office/word/2010/wordprocessingInk" xmlns:wne="http://schemas.microsoft.com/office/word/2006/wordml" xmlns:wps="http://schemas.microsoft.com/office/word/2010/wordprocessingShape" mc:Ignorable="w14 w15 w16se w16cid wp14">
+  <w:tbl>
+    <w:tblPr>
+      <w:tblStyle w:val="TableGrid"/>
+      <w:tblW w:w="2694" w:type="dxa"/>
+      <w:tblInd w:w="6799" w:type="dxa"/>
+      <w:tblBorders>
+        <w:top w:val="none" w:sz="0" w:space="0" w:color="auto"/>
+        <w:left w:val="none" w:sz="0" w:space="0" w:color="auto"/>
+        <w:bottom w:val="none" w:sz="0" w:space="0" w:color="auto"/>
+        <w:right w:val="none" w:sz="0" w:space="0" w:color="auto"/>
+        <w:insideH w:val="none" w:sz="0" w:space="0" w:color="auto"/>
+        <w:insideV w:val="none" w:sz="0" w:space="0" w:color="auto"/>
+      </w:tblBorders>
+      <w:tblLook w:val="04A0" w:firstRow="1" w:lastRow="0" w:firstColumn="1" w:lastColumn="0" w:noHBand="0" w:noVBand="1"/>
+    </w:tblPr>
+    <w:tblGrid>
+      <w:gridCol w:w="2811"/>
+    </w:tblGrid>
+    <w:tr>
+      <w:tc>
+        <w:tcPr>
+          <w:tcW w:w="2694" w:type="dxa"/>
+        </w:tcPr>
+        <w:p>
+          <w:pPr>
+            <w:pStyle w:val="Header"/>
+            <w:jc w:val="center"/>
+            <w:rPr>
+              <w:rFonts w:ascii="Times New Roman" w:hAnsi="Times New Roman" w:cs="Times New Roman"/>
+              <w:b/>
+              <w:sz w:val="34"/>
+              <w:szCs w:val="34"/>
+            </w:rPr>
+          </w:pPr>
+          <w:r>
+            <w:rPr>
+              <w:rFonts w:ascii="Times New Roman" w:hAnsi="Times New Roman" w:cs="Times New Roman"/>
+              <w:b/>
+              <w:sz w:val="34"/>
+              <w:szCs w:val="34"/>
+            </w:rPr>
+            <w:t>{{</w:t>
+          </w:r>
+          <w:proofErr w:type="spellStart"/>
+          <w:r>
+            <w:rPr>
+              <w:rFonts w:ascii="Times New Roman" w:hAnsi="Times New Roman" w:cs="Times New Roman"/>
+              <w:b/>
+              <w:sz w:val="34"/>
+              <w:szCs w:val="34"/>
+            </w:rPr>
+            <w:t>duplicate_text</w:t>
+          </w:r>
+          <w:proofErr w:type="spellEnd"/>
+          <w:r>
+            <w:rPr>
+              <w:rFonts w:ascii="Times New Roman" w:hAnsi="Times New Roman" w:cs="Times New Roman"/>
+              <w:b/>
+              <w:sz w:val="34"/>
+              <w:szCs w:val="34"/>
+            </w:rPr>
+            <w:t>}}</w:t>
+          </w:r>
+        </w:p>
+      </w:tc>
+    </w:tr>
+  </w:tbl>
   <w:p>
     <w:pPr>
       <w:pStyle w:val="Header"/>
@@ -2354,7 +2464,18 @@
         <w:sz w:val="28"/>
         <w:szCs w:val="28"/>
       </w:rPr>
-      <w:t>ENGINEERING AND TECHNOLOGY PROGRAM</w:t>
+      <w:t>ENGINEERING AND TECHNOLOG</w:t>
+    </w:r>
+    <w:bookmarkStart w:id="0" w:name="_GoBack"/>
+    <w:bookmarkEnd w:id="0"/>
+    <w:r>
+      <w:rPr>
+        <w:rFonts w:ascii="Times New Roman" w:hAnsi="Times New Roman" w:cs="Times New Roman"/>
+        <w:b/>
+        <w:sz w:val="28"/>
+        <w:szCs w:val="28"/>
+      </w:rPr>
+      <w:t>Y PROGRAM</w:t>
     </w:r>
   </w:p>
   <w:p>
@@ -2388,6 +2509,16 @@
       </w:rPr>
       <w:t>Rushikonda, VISAKHAPATNAM – 530 045. Ph: 0891-2953719, 2955084</w:t>
     </w:r>
+  </w:p>
+</w:hdr>
+</file>
+
+<file path=word/header3.xml><?xml version="1.0" encoding="utf-8"?>
+<w:hdr xmlns:wpc="http://schemas.microsoft.com/office/word/2010/wordprocessingCanvas" xmlns:cx="http://schemas.microsoft.com/office/drawing/2014/chartex" xmlns:cx1="http://schemas.microsoft.com/office/drawing/2015/9/8/chartex" xmlns:cx2="http://schemas.microsoft.com/office/drawing/2015/10/21/chartex" xmlns:cx3="http://schemas.microsoft.com/office/drawing/2016/5/9/chartex" xmlns:cx4="http://schemas.microsoft.com/office/drawing/2016/5/10/chartex" xmlns:cx5="http://schemas.microsoft.com/office/drawing/2016/5/11/chartex" xmlns:cx6="http://schemas.microsoft.com/office/drawing/2016/5/12/chartex" xmlns:cx7="http://schemas.microsoft.com/office/drawing/2016/5/13/chartex" xmlns:cx8="http://schemas.microsoft.com/office/drawing/2016/5/14/chartex" xmlns:mc="http://schemas.openxmlformats.org/markup-compatibility/2006" xmlns:aink="http://schemas.microsoft.com/office/drawing/2016/ink" xmlns:am3d="http://schemas.microsoft.com/office/drawing/2017/model3d" xmlns:o="urn:schemas-microsoft-com:office:office" xmlns:r="http://schemas.openxmlformats.org/officeDocument/2006/relationships" xmlns:m="http://schemas.openxmlformats.org/officeDocument/2006/math" xmlns:v="urn:schemas-microsoft-com:vml" xmlns:wp14="http://schemas.microsoft.com/office/word/2010/wordprocessingDrawing" xmlns:wp="http://schemas.openxmlformats.org/drawingml/2006/wordprocessingDrawing" xmlns:w10="urn:schemas-microsoft-com:office:word" xmlns:w="http://schemas.openxmlformats.org/wordprocessingml/2006/main" xmlns:w14="http://schemas.microsoft.com/office/word/2010/wordml" xmlns:w15="http://schemas.microsoft.com/office/word/2012/wordml" xmlns:w16cid="http://schemas.microsoft.com/office/word/2016/wordml/cid" xmlns:w16se="http://schemas.microsoft.com/office/word/2015/wordml/symex" xmlns:wpg="http://schemas.microsoft.com/office/word/2010/wordprocessingGroup" xmlns:wpi="http://schemas.microsoft.com/office/word/2010/wordprocessingInk" xmlns:wne="http://schemas.microsoft.com/office/word/2006/wordml" xmlns:wps="http://schemas.microsoft.com/office/word/2010/wordprocessingShape" mc:Ignorable="w14 w15 w16se w16cid wp14">
+  <w:p>
+    <w:pPr>
+      <w:pStyle w:val="Header"/>
+    </w:pPr>
   </w:p>
 </w:hdr>
 </file>
